--- a/tillsyn/A 53705-2025 tillsynsbegäran.docx
+++ b/tillsyn/A 53705-2025 tillsynsbegäran.docx
@@ -35,7 +35,7 @@
     </w:p>
     <w:p>
       <w:r>
-        <w:t>I avverkningsanmälan har följande 7 naturvårdsarter hittats: rynkskinn (VU), rosenticka (NT), spillkråka (NT, §4), vedtrappmossa (NT), bronshjon (S), skogshakmossa (S) och thomsons trägnagare (S). Av dessa är 4 rödlistade. För rödlistade arter har rödlistekategorin angivits inom parentes. Arter som är signalarter enligt Skogsstyrelsen har markerats med (S). För fridlysta arter anges även paragrafen i Artskyddsförordningen som arten är fridlyst enligt.</w:t>
+        <w:t>I avverkningsanmälan har följande 8 naturvårdsarter hittats: rynkskinn (VU), rosenticka (NT), spillkråka (NT, §4), ullticka (NT), vedtrappmossa (NT), bronshjon (S), skogshakmossa (S) och thomsons trägnagare (S). Av dessa är 5 rödlistade. För rödlistade arter har rödlistekategorin angivits inom parentes. Arter som är signalarter enligt Skogsstyrelsen har markerats med (S). För fridlysta arter anges även paragrafen i Artskyddsförordningen som arten är fridlyst enligt.</w:t>
       </w:r>
     </w:p>
     <w:p>
@@ -110,6 +110,35 @@
       </w:r>
       <w:r>
         <w:t>, rödlistad som sårbar, är en vednedbrytare som växer på grova granlågor och ingår i en karaktäristisk association av vedsvampar knutna till urskogsartade barrskogar. Den har klassificerats som en “urskogsindikator” och är placerad i toppen av Skogsstyrelsens värdepyramid för bedömning av skog med höga naturvärden. Allt tyder på att rynkskinn är mycket känslig för skogliga ingrepp (Nitare &amp; Skogsstyrelsen, 2019; SLU Artdatabanken, 2024).</w:t>
+      </w:r>
+    </w:p>
+    <w:p>
+      <w:r>
+        <w:rPr>
+          <w:b/>
+        </w:rPr>
+        <w:t>Ullticka (NT)</w:t>
+      </w:r>
+      <w:r>
+        <w:t xml:space="preserve"> är knuten till restbestånd av barrnaturskog och förekommer med ett tydligt optimum i orörda eller måttligt påverkade gamla granskogar där det föreligger viss kontinuitet av grov död ved. Ullticka är en bra signalart inom hela sitt utbredningsområde och i södra Sverige är den sällsynt och en god signalart för skyddsvärda granskogsmiljöer. Den hotas av avverkning och fragmentering av naturskog och äldre granskog med lång trädkontinuitet. På ullticka kan ibland ulltickeporing (VU) påträffas - det är en sällsynt ticka som nyligen delats upp i tre olika arter: </w:t>
+      </w:r>
+      <w:r>
+        <w:rPr>
+          <w:i/>
+        </w:rPr>
+        <w:t xml:space="preserve">Skeletocutis brevispora </w:t>
+      </w:r>
+      <w:r>
+        <w:t>(ulltickeporing)</w:t>
+      </w:r>
+      <w:r>
+        <w:rPr>
+          <w:i/>
+        </w:rPr>
+        <w:t>, Skeletocutis delicata och Skeletocutis exilis</w:t>
+      </w:r>
+      <w:r>
+        <w:t>. De två sistnämnda arterna står för närvarande (2020) som ej bedömda i rödlistan (SLU Artdatabanken, 2024; Nitare &amp; Skogsstyrelsen, 2019; Miettinen &amp; Niemelä, 2018).</w:t>
       </w:r>
     </w:p>
     <w:p>
@@ -347,7 +376,7 @@
     <w:r>
       <w:tab/>
       <w:tab/>
-      <w:t>2025-11-04</w:t>
+      <w:t>2025-11-05</w:t>
       <w:br/>
       <w:br/>
     </w:r>

--- a/tillsyn/A 53705-2025 tillsynsbegäran.docx
+++ b/tillsyn/A 53705-2025 tillsynsbegäran.docx
@@ -376,7 +376,7 @@
     <w:r>
       <w:tab/>
       <w:tab/>
-      <w:t>2025-11-05</w:t>
+      <w:t>2025-11-06</w:t>
       <w:br/>
       <w:br/>
     </w:r>

--- a/tillsyn/A 53705-2025 tillsynsbegäran.docx
+++ b/tillsyn/A 53705-2025 tillsynsbegäran.docx
@@ -376,7 +376,7 @@
     <w:r>
       <w:tab/>
       <w:tab/>
-      <w:t>2025-11-06</w:t>
+      <w:t>2025-11-07</w:t>
       <w:br/>
       <w:br/>
     </w:r>

--- a/tillsyn/A 53705-2025 tillsynsbegäran.docx
+++ b/tillsyn/A 53705-2025 tillsynsbegäran.docx
@@ -376,7 +376,7 @@
     <w:r>
       <w:tab/>
       <w:tab/>
-      <w:t>2025-11-07</w:t>
+      <w:t>2025-11-08</w:t>
       <w:br/>
       <w:br/>
     </w:r>

--- a/tillsyn/A 53705-2025 tillsynsbegäran.docx
+++ b/tillsyn/A 53705-2025 tillsynsbegäran.docx
@@ -376,7 +376,7 @@
     <w:r>
       <w:tab/>
       <w:tab/>
-      <w:t>2025-11-08</w:t>
+      <w:t>2025-11-09</w:t>
       <w:br/>
       <w:br/>
     </w:r>

--- a/tillsyn/A 53705-2025 tillsynsbegäran.docx
+++ b/tillsyn/A 53705-2025 tillsynsbegäran.docx
@@ -376,7 +376,7 @@
     <w:r>
       <w:tab/>
       <w:tab/>
-      <w:t>2025-11-09</w:t>
+      <w:t>2025-11-10</w:t>
       <w:br/>
       <w:br/>
     </w:r>

--- a/tillsyn/A 53705-2025 tillsynsbegäran.docx
+++ b/tillsyn/A 53705-2025 tillsynsbegäran.docx
@@ -376,7 +376,7 @@
     <w:r>
       <w:tab/>
       <w:tab/>
-      <w:t>2025-11-10</w:t>
+      <w:t>2025-11-11</w:t>
       <w:br/>
       <w:br/>
     </w:r>

--- a/tillsyn/A 53705-2025 tillsynsbegäran.docx
+++ b/tillsyn/A 53705-2025 tillsynsbegäran.docx
@@ -376,7 +376,7 @@
     <w:r>
       <w:tab/>
       <w:tab/>
-      <w:t>2025-11-11</w:t>
+      <w:t>2025-11-12</w:t>
       <w:br/>
       <w:br/>
     </w:r>

--- a/tillsyn/A 53705-2025 tillsynsbegäran.docx
+++ b/tillsyn/A 53705-2025 tillsynsbegäran.docx
@@ -376,7 +376,7 @@
     <w:r>
       <w:tab/>
       <w:tab/>
-      <w:t>2025-11-12</w:t>
+      <w:t>2025-11-13</w:t>
       <w:br/>
       <w:br/>
     </w:r>

--- a/tillsyn/A 53705-2025 tillsynsbegäran.docx
+++ b/tillsyn/A 53705-2025 tillsynsbegäran.docx
@@ -376,7 +376,7 @@
     <w:r>
       <w:tab/>
       <w:tab/>
-      <w:t>2025-11-13</w:t>
+      <w:t>2025-11-14</w:t>
       <w:br/>
       <w:br/>
     </w:r>

--- a/tillsyn/A 53705-2025 tillsynsbegäran.docx
+++ b/tillsyn/A 53705-2025 tillsynsbegäran.docx
@@ -376,7 +376,7 @@
     <w:r>
       <w:tab/>
       <w:tab/>
-      <w:t>2025-11-14</w:t>
+      <w:t>2025-11-15</w:t>
       <w:br/>
       <w:br/>
     </w:r>

--- a/tillsyn/A 53705-2025 tillsynsbegäran.docx
+++ b/tillsyn/A 53705-2025 tillsynsbegäran.docx
@@ -376,7 +376,7 @@
     <w:r>
       <w:tab/>
       <w:tab/>
-      <w:t>2025-11-15</w:t>
+      <w:t>2025-11-20</w:t>
       <w:br/>
       <w:br/>
     </w:r>

--- a/tillsyn/A 53705-2025 tillsynsbegäran.docx
+++ b/tillsyn/A 53705-2025 tillsynsbegäran.docx
@@ -376,7 +376,7 @@
     <w:r>
       <w:tab/>
       <w:tab/>
-      <w:t>2025-11-20</w:t>
+      <w:t>2025-11-21</w:t>
       <w:br/>
       <w:br/>
     </w:r>

--- a/tillsyn/A 53705-2025 tillsynsbegäran.docx
+++ b/tillsyn/A 53705-2025 tillsynsbegäran.docx
@@ -376,7 +376,7 @@
     <w:r>
       <w:tab/>
       <w:tab/>
-      <w:t>2025-11-21</w:t>
+      <w:t>2025-11-22</w:t>
       <w:br/>
       <w:br/>
     </w:r>

--- a/tillsyn/A 53705-2025 tillsynsbegäran.docx
+++ b/tillsyn/A 53705-2025 tillsynsbegäran.docx
@@ -376,7 +376,7 @@
     <w:r>
       <w:tab/>
       <w:tab/>
-      <w:t>2025-11-22</w:t>
+      <w:t>2025-11-23</w:t>
       <w:br/>
       <w:br/>
     </w:r>

--- a/tillsyn/A 53705-2025 tillsynsbegäran.docx
+++ b/tillsyn/A 53705-2025 tillsynsbegäran.docx
@@ -376,7 +376,7 @@
     <w:r>
       <w:tab/>
       <w:tab/>
-      <w:t>2025-11-23</w:t>
+      <w:t>2025-11-24</w:t>
       <w:br/>
       <w:br/>
     </w:r>

--- a/tillsyn/A 53705-2025 tillsynsbegäran.docx
+++ b/tillsyn/A 53705-2025 tillsynsbegäran.docx
@@ -376,7 +376,7 @@
     <w:r>
       <w:tab/>
       <w:tab/>
-      <w:t>2025-11-24</w:t>
+      <w:t>2025-11-25</w:t>
       <w:br/>
       <w:br/>
     </w:r>

--- a/tillsyn/A 53705-2025 tillsynsbegäran.docx
+++ b/tillsyn/A 53705-2025 tillsynsbegäran.docx
@@ -376,7 +376,7 @@
     <w:r>
       <w:tab/>
       <w:tab/>
-      <w:t>2025-11-25</w:t>
+      <w:t>2025-11-26</w:t>
       <w:br/>
       <w:br/>
     </w:r>

--- a/tillsyn/A 53705-2025 tillsynsbegäran.docx
+++ b/tillsyn/A 53705-2025 tillsynsbegäran.docx
@@ -376,7 +376,7 @@
     <w:r>
       <w:tab/>
       <w:tab/>
-      <w:t>2025-11-26</w:t>
+      <w:t>2025-11-27</w:t>
       <w:br/>
       <w:br/>
     </w:r>

--- a/tillsyn/A 53705-2025 tillsynsbegäran.docx
+++ b/tillsyn/A 53705-2025 tillsynsbegäran.docx
@@ -376,7 +376,7 @@
     <w:r>
       <w:tab/>
       <w:tab/>
-      <w:t>2025-11-27</w:t>
+      <w:t>2025-11-28</w:t>
       <w:br/>
       <w:br/>
     </w:r>

--- a/tillsyn/A 53705-2025 tillsynsbegäran.docx
+++ b/tillsyn/A 53705-2025 tillsynsbegäran.docx
@@ -376,7 +376,7 @@
     <w:r>
       <w:tab/>
       <w:tab/>
-      <w:t>2025-11-28</w:t>
+      <w:t>2025-11-29</w:t>
       <w:br/>
       <w:br/>
     </w:r>

--- a/tillsyn/A 53705-2025 tillsynsbegäran.docx
+++ b/tillsyn/A 53705-2025 tillsynsbegäran.docx
@@ -376,7 +376,7 @@
     <w:r>
       <w:tab/>
       <w:tab/>
-      <w:t>2025-11-29</w:t>
+      <w:t>2025-11-30</w:t>
       <w:br/>
       <w:br/>
     </w:r>

--- a/tillsyn/A 53705-2025 tillsynsbegäran.docx
+++ b/tillsyn/A 53705-2025 tillsynsbegäran.docx
@@ -376,7 +376,7 @@
     <w:r>
       <w:tab/>
       <w:tab/>
-      <w:t>2025-11-30</w:t>
+      <w:t>2025-12-01</w:t>
       <w:br/>
       <w:br/>
     </w:r>

--- a/tillsyn/A 53705-2025 tillsynsbegäran.docx
+++ b/tillsyn/A 53705-2025 tillsynsbegäran.docx
@@ -376,7 +376,7 @@
     <w:r>
       <w:tab/>
       <w:tab/>
-      <w:t>2025-12-01</w:t>
+      <w:t>2025-12-02</w:t>
       <w:br/>
       <w:br/>
     </w:r>

--- a/tillsyn/A 53705-2025 tillsynsbegäran.docx
+++ b/tillsyn/A 53705-2025 tillsynsbegäran.docx
@@ -376,7 +376,7 @@
     <w:r>
       <w:tab/>
       <w:tab/>
-      <w:t>2025-12-02</w:t>
+      <w:t>2025-12-03</w:t>
       <w:br/>
       <w:br/>
     </w:r>

--- a/tillsyn/A 53705-2025 tillsynsbegäran.docx
+++ b/tillsyn/A 53705-2025 tillsynsbegäran.docx
@@ -376,7 +376,7 @@
     <w:r>
       <w:tab/>
       <w:tab/>
-      <w:t>2025-12-03</w:t>
+      <w:t>2025-12-04</w:t>
       <w:br/>
       <w:br/>
     </w:r>

--- a/tillsyn/A 53705-2025 tillsynsbegäran.docx
+++ b/tillsyn/A 53705-2025 tillsynsbegäran.docx
@@ -376,7 +376,7 @@
     <w:r>
       <w:tab/>
       <w:tab/>
-      <w:t>2025-12-04</w:t>
+      <w:t>2025-12-05</w:t>
       <w:br/>
       <w:br/>
     </w:r>

--- a/tillsyn/A 53705-2025 tillsynsbegäran.docx
+++ b/tillsyn/A 53705-2025 tillsynsbegäran.docx
@@ -376,7 +376,7 @@
     <w:r>
       <w:tab/>
       <w:tab/>
-      <w:t>2025-12-05</w:t>
+      <w:t>2025-12-06</w:t>
       <w:br/>
       <w:br/>
     </w:r>

--- a/tillsyn/A 53705-2025 tillsynsbegäran.docx
+++ b/tillsyn/A 53705-2025 tillsynsbegäran.docx
@@ -376,7 +376,7 @@
     <w:r>
       <w:tab/>
       <w:tab/>
-      <w:t>2025-12-06</w:t>
+      <w:t>2025-12-07</w:t>
       <w:br/>
       <w:br/>
     </w:r>

--- a/tillsyn/A 53705-2025 tillsynsbegäran.docx
+++ b/tillsyn/A 53705-2025 tillsynsbegäran.docx
@@ -376,7 +376,7 @@
     <w:r>
       <w:tab/>
       <w:tab/>
-      <w:t>2025-12-07</w:t>
+      <w:t>2025-12-08</w:t>
       <w:br/>
       <w:br/>
     </w:r>

--- a/tillsyn/A 53705-2025 tillsynsbegäran.docx
+++ b/tillsyn/A 53705-2025 tillsynsbegäran.docx
@@ -376,7 +376,7 @@
     <w:r>
       <w:tab/>
       <w:tab/>
-      <w:t>2025-12-08</w:t>
+      <w:t>2025-12-09</w:t>
       <w:br/>
       <w:br/>
     </w:r>

--- a/tillsyn/A 53705-2025 tillsynsbegäran.docx
+++ b/tillsyn/A 53705-2025 tillsynsbegäran.docx
@@ -376,7 +376,7 @@
     <w:r>
       <w:tab/>
       <w:tab/>
-      <w:t>2025-12-09</w:t>
+      <w:t>2025-12-10</w:t>
       <w:br/>
       <w:br/>
     </w:r>

--- a/tillsyn/A 53705-2025 tillsynsbegäran.docx
+++ b/tillsyn/A 53705-2025 tillsynsbegäran.docx
@@ -376,7 +376,7 @@
     <w:r>
       <w:tab/>
       <w:tab/>
-      <w:t>2025-12-10</w:t>
+      <w:t>2025-12-11</w:t>
       <w:br/>
       <w:br/>
     </w:r>

--- a/tillsyn/A 53705-2025 tillsynsbegäran.docx
+++ b/tillsyn/A 53705-2025 tillsynsbegäran.docx
@@ -376,7 +376,7 @@
     <w:r>
       <w:tab/>
       <w:tab/>
-      <w:t>2025-12-11</w:t>
+      <w:t>2025-12-12</w:t>
       <w:br/>
       <w:br/>
     </w:r>

--- a/tillsyn/A 53705-2025 tillsynsbegäran.docx
+++ b/tillsyn/A 53705-2025 tillsynsbegäran.docx
@@ -376,7 +376,7 @@
     <w:r>
       <w:tab/>
       <w:tab/>
-      <w:t>2025-12-12</w:t>
+      <w:t>2025-12-13</w:t>
       <w:br/>
       <w:br/>
     </w:r>

--- a/tillsyn/A 53705-2025 tillsynsbegäran.docx
+++ b/tillsyn/A 53705-2025 tillsynsbegäran.docx
@@ -376,7 +376,7 @@
     <w:r>
       <w:tab/>
       <w:tab/>
-      <w:t>2025-12-19</w:t>
+      <w:t>2025-12-20</w:t>
       <w:br/>
       <w:br/>
     </w:r>

--- a/tillsyn/A 53705-2025 tillsynsbegäran.docx
+++ b/tillsyn/A 53705-2025 tillsynsbegäran.docx
@@ -376,7 +376,7 @@
     <w:r>
       <w:tab/>
       <w:tab/>
-      <w:t>2025-12-20</w:t>
+      <w:t>2025-12-21</w:t>
       <w:br/>
       <w:br/>
     </w:r>

--- a/tillsyn/A 53705-2025 tillsynsbegäran.docx
+++ b/tillsyn/A 53705-2025 tillsynsbegäran.docx
@@ -376,7 +376,7 @@
     <w:r>
       <w:tab/>
       <w:tab/>
-      <w:t>2025-12-21</w:t>
+      <w:t>2025-12-22</w:t>
       <w:br/>
       <w:br/>
     </w:r>

--- a/tillsyn/A 53705-2025 tillsynsbegäran.docx
+++ b/tillsyn/A 53705-2025 tillsynsbegäran.docx
@@ -376,7 +376,7 @@
     <w:r>
       <w:tab/>
       <w:tab/>
-      <w:t>2025-12-22</w:t>
+      <w:t>2025-12-26</w:t>
       <w:br/>
       <w:br/>
     </w:r>

--- a/tillsyn/A 53705-2025 tillsynsbegäran.docx
+++ b/tillsyn/A 53705-2025 tillsynsbegäran.docx
@@ -376,7 +376,7 @@
     <w:r>
       <w:tab/>
       <w:tab/>
-      <w:t>2026-01-03</w:t>
+      <w:t>2026-01-04</w:t>
       <w:br/>
       <w:br/>
     </w:r>

--- a/tillsyn/A 53705-2025 tillsynsbegäran.docx
+++ b/tillsyn/A 53705-2025 tillsynsbegäran.docx
@@ -376,7 +376,7 @@
     <w:r>
       <w:tab/>
       <w:tab/>
-      <w:t>2026-01-07</w:t>
+      <w:t>2026-01-08</w:t>
       <w:br/>
       <w:br/>
     </w:r>

--- a/tillsyn/A 53705-2025 tillsynsbegäran.docx
+++ b/tillsyn/A 53705-2025 tillsynsbegäran.docx
@@ -376,7 +376,7 @@
     <w:r>
       <w:tab/>
       <w:tab/>
-      <w:t>2026-01-08</w:t>
+      <w:t>2026-01-09</w:t>
       <w:br/>
       <w:br/>
     </w:r>

--- a/tillsyn/A 53705-2025 tillsynsbegäran.docx
+++ b/tillsyn/A 53705-2025 tillsynsbegäran.docx
@@ -376,7 +376,7 @@
     <w:r>
       <w:tab/>
       <w:tab/>
-      <w:t>2026-01-09</w:t>
+      <w:t>2026-01-10</w:t>
       <w:br/>
       <w:br/>
     </w:r>

--- a/tillsyn/A 53705-2025 tillsynsbegäran.docx
+++ b/tillsyn/A 53705-2025 tillsynsbegäran.docx
@@ -376,7 +376,7 @@
     <w:r>
       <w:tab/>
       <w:tab/>
-      <w:t>2026-01-10</w:t>
+      <w:t>2026-01-11</w:t>
       <w:br/>
       <w:br/>
     </w:r>

--- a/tillsyn/A 53705-2025 tillsynsbegäran.docx
+++ b/tillsyn/A 53705-2025 tillsynsbegäran.docx
@@ -376,7 +376,7 @@
     <w:r>
       <w:tab/>
       <w:tab/>
-      <w:t>2026-01-11</w:t>
+      <w:t>2026-01-12</w:t>
       <w:br/>
       <w:br/>
     </w:r>

--- a/tillsyn/A 53705-2025 tillsynsbegäran.docx
+++ b/tillsyn/A 53705-2025 tillsynsbegäran.docx
@@ -376,7 +376,7 @@
     <w:r>
       <w:tab/>
       <w:tab/>
-      <w:t>2026-01-12</w:t>
+      <w:t>2026-01-13</w:t>
       <w:br/>
       <w:br/>
     </w:r>

--- a/tillsyn/A 53705-2025 tillsynsbegäran.docx
+++ b/tillsyn/A 53705-2025 tillsynsbegäran.docx
@@ -376,7 +376,7 @@
     <w:r>
       <w:tab/>
       <w:tab/>
-      <w:t>2026-01-13</w:t>
+      <w:t>2026-01-14</w:t>
       <w:br/>
       <w:br/>
     </w:r>

--- a/tillsyn/A 53705-2025 tillsynsbegäran.docx
+++ b/tillsyn/A 53705-2025 tillsynsbegäran.docx
@@ -376,7 +376,7 @@
     <w:r>
       <w:tab/>
       <w:tab/>
-      <w:t>2026-01-14</w:t>
+      <w:t>2026-01-15</w:t>
       <w:br/>
       <w:br/>
     </w:r>

--- a/tillsyn/A 53705-2025 tillsynsbegäran.docx
+++ b/tillsyn/A 53705-2025 tillsynsbegäran.docx
@@ -376,7 +376,7 @@
     <w:r>
       <w:tab/>
       <w:tab/>
-      <w:t>2026-01-15</w:t>
+      <w:t>2026-01-16</w:t>
       <w:br/>
       <w:br/>
     </w:r>

--- a/tillsyn/A 53705-2025 tillsynsbegäran.docx
+++ b/tillsyn/A 53705-2025 tillsynsbegäran.docx
@@ -376,7 +376,7 @@
     <w:r>
       <w:tab/>
       <w:tab/>
-      <w:t>2026-01-16</w:t>
+      <w:t>2026-01-17</w:t>
       <w:br/>
       <w:br/>
     </w:r>

--- a/tillsyn/A 53705-2025 tillsynsbegäran.docx
+++ b/tillsyn/A 53705-2025 tillsynsbegäran.docx
@@ -376,7 +376,7 @@
     <w:r>
       <w:tab/>
       <w:tab/>
-      <w:t>2026-01-17</w:t>
+      <w:t>2026-01-18</w:t>
       <w:br/>
       <w:br/>
     </w:r>

--- a/tillsyn/A 53705-2025 tillsynsbegäran.docx
+++ b/tillsyn/A 53705-2025 tillsynsbegäran.docx
@@ -376,7 +376,7 @@
     <w:r>
       <w:tab/>
       <w:tab/>
-      <w:t>2026-01-18</w:t>
+      <w:t>2026-01-19</w:t>
       <w:br/>
       <w:br/>
     </w:r>

--- a/tillsyn/A 53705-2025 tillsynsbegäran.docx
+++ b/tillsyn/A 53705-2025 tillsynsbegäran.docx
@@ -376,7 +376,7 @@
     <w:r>
       <w:tab/>
       <w:tab/>
-      <w:t>2026-01-19</w:t>
+      <w:t>2026-01-20</w:t>
       <w:br/>
       <w:br/>
     </w:r>

--- a/tillsyn/A 53705-2025 tillsynsbegäran.docx
+++ b/tillsyn/A 53705-2025 tillsynsbegäran.docx
@@ -376,7 +376,7 @@
     <w:r>
       <w:tab/>
       <w:tab/>
-      <w:t>2026-01-20</w:t>
+      <w:t>2026-01-21</w:t>
       <w:br/>
       <w:br/>
     </w:r>

--- a/tillsyn/A 53705-2025 tillsynsbegäran.docx
+++ b/tillsyn/A 53705-2025 tillsynsbegäran.docx
@@ -376,7 +376,7 @@
     <w:r>
       <w:tab/>
       <w:tab/>
-      <w:t>2026-01-21</w:t>
+      <w:t>2026-01-23</w:t>
       <w:br/>
       <w:br/>
     </w:r>

--- a/tillsyn/A 53705-2025 tillsynsbegäran.docx
+++ b/tillsyn/A 53705-2025 tillsynsbegäran.docx
@@ -376,7 +376,7 @@
     <w:r>
       <w:tab/>
       <w:tab/>
-      <w:t>2026-01-23</w:t>
+      <w:t>2026-01-24</w:t>
       <w:br/>
       <w:br/>
     </w:r>

--- a/tillsyn/A 53705-2025 tillsynsbegäran.docx
+++ b/tillsyn/A 53705-2025 tillsynsbegäran.docx
@@ -376,7 +376,7 @@
     <w:r>
       <w:tab/>
       <w:tab/>
-      <w:t>2026-01-24</w:t>
+      <w:t>2026-01-25</w:t>
       <w:br/>
       <w:br/>
     </w:r>

--- a/tillsyn/A 53705-2025 tillsynsbegäran.docx
+++ b/tillsyn/A 53705-2025 tillsynsbegäran.docx
@@ -376,7 +376,7 @@
     <w:r>
       <w:tab/>
       <w:tab/>
-      <w:t>2026-01-25</w:t>
+      <w:t>2026-01-26</w:t>
       <w:br/>
       <w:br/>
     </w:r>

--- a/tillsyn/A 53705-2025 tillsynsbegäran.docx
+++ b/tillsyn/A 53705-2025 tillsynsbegäran.docx
@@ -376,7 +376,7 @@
     <w:r>
       <w:tab/>
       <w:tab/>
-      <w:t>2026-01-26</w:t>
+      <w:t>2026-01-27</w:t>
       <w:br/>
       <w:br/>
     </w:r>

--- a/tillsyn/A 53705-2025 tillsynsbegäran.docx
+++ b/tillsyn/A 53705-2025 tillsynsbegäran.docx
@@ -376,7 +376,7 @@
     <w:r>
       <w:tab/>
       <w:tab/>
-      <w:t>2026-01-27</w:t>
+      <w:t>2026-01-28</w:t>
       <w:br/>
       <w:br/>
     </w:r>

--- a/tillsyn/A 53705-2025 tillsynsbegäran.docx
+++ b/tillsyn/A 53705-2025 tillsynsbegäran.docx
@@ -547,7 +547,7 @@
     <w:r>
       <w:tab/>
       <w:tab/>
-      <w:t>2026-05-16</w:t>
+      <w:t>2026-05-17</w:t>
       <w:br/>
       <w:br/>
     </w:r>

--- a/tillsyn/A 53705-2025 tillsynsbegäran.docx
+++ b/tillsyn/A 53705-2025 tillsynsbegäran.docx
@@ -547,7 +547,7 @@
     <w:r>
       <w:tab/>
       <w:tab/>
-      <w:t>2026-05-17</w:t>
+      <w:t>2026-05-18</w:t>
       <w:br/>
       <w:br/>
     </w:r>

--- a/tillsyn/A 53705-2025 tillsynsbegäran.docx
+++ b/tillsyn/A 53705-2025 tillsynsbegäran.docx
@@ -547,7 +547,7 @@
     <w:r>
       <w:tab/>
       <w:tab/>
-      <w:t>2026-05-18</w:t>
+      <w:t>2026-05-19</w:t>
       <w:br/>
       <w:br/>
     </w:r>

--- a/tillsyn/A 53705-2025 tillsynsbegäran.docx
+++ b/tillsyn/A 53705-2025 tillsynsbegäran.docx
@@ -547,7 +547,7 @@
     <w:r>
       <w:tab/>
       <w:tab/>
-      <w:t>2026-05-19</w:t>
+      <w:t>2026-05-20</w:t>
       <w:br/>
       <w:br/>
     </w:r>

--- a/tillsyn/A 53705-2025 tillsynsbegäran.docx
+++ b/tillsyn/A 53705-2025 tillsynsbegäran.docx
@@ -547,7 +547,7 @@
     <w:r>
       <w:tab/>
       <w:tab/>
-      <w:t>2026-05-20</w:t>
+      <w:t>2026-05-21</w:t>
       <w:br/>
       <w:br/>
     </w:r>

--- a/tillsyn/A 53705-2025 tillsynsbegäran.docx
+++ b/tillsyn/A 53705-2025 tillsynsbegäran.docx
@@ -547,7 +547,7 @@
     <w:r>
       <w:tab/>
       <w:tab/>
-      <w:t>2026-05-21</w:t>
+      <w:t>2026-05-22</w:t>
       <w:br/>
       <w:br/>
     </w:r>

--- a/tillsyn/A 53705-2025 tillsynsbegäran.docx
+++ b/tillsyn/A 53705-2025 tillsynsbegäran.docx
@@ -547,7 +547,7 @@
     <w:r>
       <w:tab/>
       <w:tab/>
-      <w:t>2026-05-22</w:t>
+      <w:t>2026-05-23</w:t>
       <w:br/>
       <w:br/>
     </w:r>

--- a/tillsyn/A 53705-2025 tillsynsbegäran.docx
+++ b/tillsyn/A 53705-2025 tillsynsbegäran.docx
@@ -547,7 +547,7 @@
     <w:r>
       <w:tab/>
       <w:tab/>
-      <w:t>2026-05-23</w:t>
+      <w:t>2026-05-24</w:t>
       <w:br/>
       <w:br/>
     </w:r>

--- a/tillsyn/A 53705-2025 tillsynsbegäran.docx
+++ b/tillsyn/A 53705-2025 tillsynsbegäran.docx
@@ -547,7 +547,7 @@
     <w:r>
       <w:tab/>
       <w:tab/>
-      <w:t>2026-05-24</w:t>
+      <w:t>2026-05-25</w:t>
       <w:br/>
       <w:br/>
     </w:r>

--- a/tillsyn/A 53705-2025 tillsynsbegäran.docx
+++ b/tillsyn/A 53705-2025 tillsynsbegäran.docx
@@ -547,7 +547,7 @@
     <w:r>
       <w:tab/>
       <w:tab/>
-      <w:t>2026-05-25</w:t>
+      <w:t>2026-05-26</w:t>
       <w:br/>
       <w:br/>
     </w:r>

--- a/tillsyn/A 53705-2025 tillsynsbegäran.docx
+++ b/tillsyn/A 53705-2025 tillsynsbegäran.docx
@@ -547,7 +547,7 @@
     <w:r>
       <w:tab/>
       <w:tab/>
-      <w:t>2026-05-26</w:t>
+      <w:t>2026-05-27</w:t>
       <w:br/>
       <w:br/>
     </w:r>

--- a/tillsyn/A 53705-2025 tillsynsbegäran.docx
+++ b/tillsyn/A 53705-2025 tillsynsbegäran.docx
@@ -547,7 +547,7 @@
     <w:r>
       <w:tab/>
       <w:tab/>
-      <w:t>2026-05-27</w:t>
+      <w:t>2026-05-28</w:t>
       <w:br/>
       <w:br/>
     </w:r>

--- a/tillsyn/A 53705-2025 tillsynsbegäran.docx
+++ b/tillsyn/A 53705-2025 tillsynsbegäran.docx
@@ -547,7 +547,7 @@
     <w:r>
       <w:tab/>
       <w:tab/>
-      <w:t>2026-05-28</w:t>
+      <w:t>2026-05-29</w:t>
       <w:br/>
       <w:br/>
     </w:r>

--- a/tillsyn/A 53705-2025 tillsynsbegäran.docx
+++ b/tillsyn/A 53705-2025 tillsynsbegäran.docx
@@ -547,7 +547,7 @@
     <w:r>
       <w:tab/>
       <w:tab/>
-      <w:t>2026-05-29</w:t>
+      <w:t>2026-05-30</w:t>
       <w:br/>
       <w:br/>
     </w:r>

--- a/tillsyn/A 53705-2025 tillsynsbegäran.docx
+++ b/tillsyn/A 53705-2025 tillsynsbegäran.docx
@@ -547,7 +547,7 @@
     <w:r>
       <w:tab/>
       <w:tab/>
-      <w:t>2026-05-30</w:t>
+      <w:t>2026-05-31</w:t>
       <w:br/>
       <w:br/>
     </w:r>

--- a/tillsyn/A 53705-2025 tillsynsbegäran.docx
+++ b/tillsyn/A 53705-2025 tillsynsbegäran.docx
@@ -547,7 +547,7 @@
     <w:r>
       <w:tab/>
       <w:tab/>
-      <w:t>2026-05-31</w:t>
+      <w:t>2026-06-01</w:t>
       <w:br/>
       <w:br/>
     </w:r>

--- a/tillsyn/A 53705-2025 tillsynsbegäran.docx
+++ b/tillsyn/A 53705-2025 tillsynsbegäran.docx
@@ -547,7 +547,7 @@
     <w:r>
       <w:tab/>
       <w:tab/>
-      <w:t>2026-06-01</w:t>
+      <w:t>2026-06-02</w:t>
       <w:br/>
       <w:br/>
     </w:r>

--- a/tillsyn/A 53705-2025 tillsynsbegäran.docx
+++ b/tillsyn/A 53705-2025 tillsynsbegäran.docx
@@ -547,7 +547,7 @@
     <w:r>
       <w:tab/>
       <w:tab/>
-      <w:t>2026-06-02</w:t>
+      <w:t>2026-06-03</w:t>
       <w:br/>
       <w:br/>
     </w:r>

--- a/tillsyn/A 53705-2025 tillsynsbegäran.docx
+++ b/tillsyn/A 53705-2025 tillsynsbegäran.docx
@@ -547,7 +547,7 @@
     <w:r>
       <w:tab/>
       <w:tab/>
-      <w:t>2026-06-03</w:t>
+      <w:t>2026-06-04</w:t>
       <w:br/>
       <w:br/>
     </w:r>

--- a/tillsyn/A 53705-2025 tillsynsbegäran.docx
+++ b/tillsyn/A 53705-2025 tillsynsbegäran.docx
@@ -547,7 +547,7 @@
     <w:r>
       <w:tab/>
       <w:tab/>
-      <w:t>2026-06-04</w:t>
+      <w:t>2026-06-05</w:t>
       <w:br/>
       <w:br/>
     </w:r>
